--- a/benchmark/outputs/gold/image_heavy_005_B.docx
+++ b/benchmark/outputs/gold/image_heavy_005_B.docx
@@ -17,13 +17,13 @@
         <w:autoSpaceDE w:val="0"/>
         <w:pStyle w:val="Heading1"/>
         <w:widowControl/>
-        <w:spacing w:line="414" w:lineRule="exact" w:before="240" w:after="80"/>
+        <w:spacing w:line="414" w:lineRule="exact" w:before="0" w:after="136"/>
         <w:ind w:left="8" w:right="0" w:firstLine="0"/>
         <w:jc w:val="left"/>
       </w:pPr>
       <w:r>
         <w:rPr>
-          <w:rFonts w:ascii="Helvetica" w:hAnsi="Helvetica" w:eastAsia="Helvetica"/>
+          <w:rFonts w:ascii="Arial" w:hAnsi="Arial" w:eastAsia="Helvetica"/>
           <w:b/>
           <w:i w:val="0"/>
           <w:color w:val="000000"/>
@@ -53,7 +53,7 @@
       </w:pPr>
       <w:r>
         <w:rPr>
-          <w:rFonts w:ascii="Helvetica" w:hAnsi="Helvetica" w:eastAsia="Helvetica"/>
+          <w:rFonts w:ascii="Arial" w:hAnsi="Arial" w:eastAsia="Helvetica"/>
           <w:b/>
           <w:i w:val="0"/>
           <w:color w:val="000000"/>
@@ -126,7 +126,7 @@
       </w:pPr>
       <w:r>
         <w:rPr>
-          <w:rFonts w:ascii="Helvetica" w:hAnsi="Helvetica" w:eastAsia="Helvetica"/>
+          <w:rFonts w:ascii="Arial" w:hAnsi="Arial" w:eastAsia="Helvetica"/>
           <w:b/>
           <w:i w:val="0"/>
           <w:color w:val="000000"/>
@@ -243,7 +243,7 @@
             </w:pPr>
             <w:r>
               <w:rPr>
-                <w:rFonts w:ascii="Helvetica" w:hAnsi="Helvetica" w:eastAsia="Helvetica"/>
+                <w:rFonts w:ascii="Arial" w:hAnsi="Arial" w:eastAsia="Helvetica"/>
                 <w:b w:val="0"/>
                 <w:i w:val="0"/>
                 <w:color w:val="66666B"/>
@@ -273,7 +273,7 @@
             </w:pPr>
             <w:r>
               <w:rPr>
-                <w:rFonts w:ascii="Helvetica" w:hAnsi="Helvetica" w:eastAsia="Helvetica"/>
+                <w:rFonts w:ascii="Arial" w:hAnsi="Arial" w:eastAsia="Helvetica"/>
                 <w:b w:val="0"/>
                 <w:i w:val="0"/>
                 <w:color w:val="66666B"/>
@@ -303,7 +303,7 @@
             </w:pPr>
             <w:r>
               <w:rPr>
-                <w:rFonts w:ascii="Helvetica" w:hAnsi="Helvetica" w:eastAsia="Helvetica"/>
+                <w:rFonts w:ascii="Arial" w:hAnsi="Arial" w:eastAsia="Helvetica"/>
                 <w:b w:val="0"/>
                 <w:i w:val="0"/>
                 <w:color w:val="66666B"/>
@@ -333,7 +333,7 @@
             </w:pPr>
             <w:r>
               <w:rPr>
-                <w:rFonts w:ascii="Helvetica" w:hAnsi="Helvetica" w:eastAsia="Helvetica"/>
+                <w:rFonts w:ascii="Arial" w:hAnsi="Arial" w:eastAsia="Helvetica"/>
                 <w:b w:val="0"/>
                 <w:i w:val="0"/>
                 <w:color w:val="66666B"/>
@@ -363,7 +363,7 @@
             </w:pPr>
             <w:r>
               <w:rPr>
-                <w:rFonts w:ascii="Helvetica" w:hAnsi="Helvetica" w:eastAsia="Helvetica"/>
+                <w:rFonts w:ascii="Arial" w:hAnsi="Arial" w:eastAsia="Helvetica"/>
                 <w:b w:val="0"/>
                 <w:i w:val="0"/>
                 <w:color w:val="66666B"/>
@@ -393,7 +393,7 @@
             </w:pPr>
             <w:r>
               <w:rPr>
-                <w:rFonts w:ascii="Helvetica" w:hAnsi="Helvetica" w:eastAsia="Helvetica"/>
+                <w:rFonts w:ascii="Arial" w:hAnsi="Arial" w:eastAsia="Helvetica"/>
                 <w:b w:val="0"/>
                 <w:i w:val="0"/>
                 <w:color w:val="66666B"/>
@@ -423,7 +423,7 @@
             </w:pPr>
             <w:r>
               <w:rPr>
-                <w:rFonts w:ascii="Helvetica" w:hAnsi="Helvetica" w:eastAsia="Helvetica"/>
+                <w:rFonts w:ascii="Arial" w:hAnsi="Arial" w:eastAsia="Helvetica"/>
                 <w:b w:val="0"/>
                 <w:i w:val="0"/>
                 <w:color w:val="66666B"/>
@@ -453,7 +453,7 @@
             </w:pPr>
             <w:r>
               <w:rPr>
-                <w:rFonts w:ascii="Helvetica" w:hAnsi="Helvetica" w:eastAsia="Helvetica"/>
+                <w:rFonts w:ascii="Arial" w:hAnsi="Arial" w:eastAsia="Helvetica"/>
                 <w:b w:val="0"/>
                 <w:i w:val="0"/>
                 <w:color w:val="66666B"/>
@@ -483,7 +483,7 @@
             </w:pPr>
             <w:r>
               <w:rPr>
-                <w:rFonts w:ascii="Helvetica" w:hAnsi="Helvetica" w:eastAsia="Helvetica"/>
+                <w:rFonts w:ascii="Arial" w:hAnsi="Arial" w:eastAsia="Helvetica"/>
                 <w:b w:val="0"/>
                 <w:i w:val="0"/>
                 <w:color w:val="66666B"/>
@@ -513,7 +513,7 @@
             </w:pPr>
             <w:r>
               <w:rPr>
-                <w:rFonts w:ascii="Helvetica" w:hAnsi="Helvetica" w:eastAsia="Helvetica"/>
+                <w:rFonts w:ascii="Arial" w:hAnsi="Arial" w:eastAsia="Helvetica"/>
                 <w:b w:val="0"/>
                 <w:i w:val="0"/>
                 <w:color w:val="66666B"/>
@@ -543,7 +543,7 @@
             </w:pPr>
             <w:r>
               <w:rPr>
-                <w:rFonts w:ascii="Helvetica" w:hAnsi="Helvetica" w:eastAsia="Helvetica"/>
+                <w:rFonts w:ascii="Arial" w:hAnsi="Arial" w:eastAsia="Helvetica"/>
                 <w:b w:val="0"/>
                 <w:i w:val="0"/>
                 <w:color w:val="66666B"/>
@@ -573,7 +573,7 @@
             </w:pPr>
             <w:r>
               <w:rPr>
-                <w:rFonts w:ascii="Helvetica" w:hAnsi="Helvetica" w:eastAsia="Helvetica"/>
+                <w:rFonts w:ascii="Arial" w:hAnsi="Arial" w:eastAsia="Helvetica"/>
                 <w:b w:val="0"/>
                 <w:i w:val="0"/>
                 <w:color w:val="66666B"/>
@@ -603,7 +603,7 @@
             </w:pPr>
             <w:r>
               <w:rPr>
-                <w:rFonts w:ascii="Helvetica" w:hAnsi="Helvetica" w:eastAsia="Helvetica"/>
+                <w:rFonts w:ascii="Arial" w:hAnsi="Arial" w:eastAsia="Helvetica"/>
                 <w:b w:val="0"/>
                 <w:i w:val="0"/>
                 <w:color w:val="66666B"/>
@@ -633,7 +633,7 @@
             </w:pPr>
             <w:r>
               <w:rPr>
-                <w:rFonts w:ascii="Helvetica" w:hAnsi="Helvetica" w:eastAsia="Helvetica"/>
+                <w:rFonts w:ascii="Arial" w:hAnsi="Arial" w:eastAsia="Helvetica"/>
                 <w:b w:val="0"/>
                 <w:i w:val="0"/>
                 <w:color w:val="66666B"/>
@@ -663,7 +663,7 @@
             </w:pPr>
             <w:r>
               <w:rPr>
-                <w:rFonts w:ascii="Helvetica" w:hAnsi="Helvetica" w:eastAsia="Helvetica"/>
+                <w:rFonts w:ascii="Arial" w:hAnsi="Arial" w:eastAsia="Helvetica"/>
                 <w:b w:val="0"/>
                 <w:i w:val="0"/>
                 <w:color w:val="66666B"/>
@@ -693,7 +693,7 @@
             </w:pPr>
             <w:r>
               <w:rPr>
-                <w:rFonts w:ascii="Helvetica" w:hAnsi="Helvetica" w:eastAsia="Helvetica"/>
+                <w:rFonts w:ascii="Arial" w:hAnsi="Arial" w:eastAsia="Helvetica"/>
                 <w:b w:val="0"/>
                 <w:i w:val="0"/>
                 <w:color w:val="66666B"/>
